--- a/2. Second_Semester/3. Computer Architecture and Operating Systems/CT-01.docx
+++ b/2. Second_Semester/3. Computer Architecture and Operating Systems/CT-01.docx
@@ -1200,1544 +1200,18 @@
     <w:p>
       <w:pPr>
         <w:spacing w:before="100" w:beforeAutospacing="1" w:after="0" w:line="240" w:lineRule="auto"/>
-        <w:rPr>
-          <w:rFonts w:ascii="Times New Roman" w:eastAsia="Times New Roman" w:hAnsi="Times New Roman" w:cs="Times New Roman"/>
-          <w:color w:val="1F1F1F"/>
-          <w:sz w:val="24"/>
-          <w:szCs w:val="24"/>
-        </w:rPr>
-      </w:pPr>
-      <w:proofErr w:type="spellStart"/>
-      <w:r>
-        <w:rPr>
-          <w:rFonts w:ascii="Nirmala UI" w:eastAsia="Times New Roman" w:hAnsi="Nirmala UI" w:cs="Nirmala UI"/>
-          <w:color w:val="1F1F1F"/>
-          <w:sz w:val="24"/>
-          <w:szCs w:val="24"/>
-        </w:rPr>
-        <w:t>নিচে</w:t>
-      </w:r>
-      <w:proofErr w:type="spellEnd"/>
-      <w:r>
-        <w:rPr>
-          <w:rFonts w:ascii="Times New Roman" w:eastAsia="Times New Roman" w:hAnsi="Times New Roman" w:cs="Times New Roman"/>
-          <w:color w:val="1F1F1F"/>
-          <w:sz w:val="24"/>
-          <w:szCs w:val="24"/>
-        </w:rPr>
-        <w:t xml:space="preserve"> </w:t>
-      </w:r>
-      <w:proofErr w:type="spellStart"/>
-      <w:r>
-        <w:rPr>
-          <w:rFonts w:ascii="Nirmala UI" w:eastAsia="Times New Roman" w:hAnsi="Nirmala UI" w:cs="Nirmala UI"/>
-          <w:color w:val="1F1F1F"/>
-          <w:sz w:val="24"/>
-          <w:szCs w:val="24"/>
-        </w:rPr>
-        <w:t>আপনার</w:t>
-      </w:r>
-      <w:proofErr w:type="spellEnd"/>
-      <w:r>
-        <w:rPr>
-          <w:rFonts w:ascii="Times New Roman" w:eastAsia="Times New Roman" w:hAnsi="Times New Roman" w:cs="Times New Roman"/>
-          <w:color w:val="1F1F1F"/>
-          <w:sz w:val="24"/>
-          <w:szCs w:val="24"/>
-        </w:rPr>
-        <w:t xml:space="preserve"> </w:t>
-      </w:r>
-      <w:proofErr w:type="spellStart"/>
-      <w:r>
-        <w:rPr>
-          <w:rFonts w:ascii="Nirmala UI" w:eastAsia="Times New Roman" w:hAnsi="Nirmala UI" w:cs="Nirmala UI"/>
-          <w:color w:val="1F1F1F"/>
-          <w:sz w:val="24"/>
-          <w:szCs w:val="24"/>
-        </w:rPr>
-        <w:t>অনুরোধ</w:t>
-      </w:r>
-      <w:proofErr w:type="spellEnd"/>
-      <w:r>
-        <w:rPr>
-          <w:rFonts w:ascii="Times New Roman" w:eastAsia="Times New Roman" w:hAnsi="Times New Roman" w:cs="Times New Roman"/>
-          <w:color w:val="1F1F1F"/>
-          <w:sz w:val="24"/>
-          <w:szCs w:val="24"/>
-        </w:rPr>
-        <w:t xml:space="preserve"> </w:t>
-      </w:r>
-      <w:proofErr w:type="spellStart"/>
-      <w:r>
-        <w:rPr>
-          <w:rFonts w:ascii="Nirmala UI" w:eastAsia="Times New Roman" w:hAnsi="Nirmala UI" w:cs="Nirmala UI"/>
-          <w:color w:val="1F1F1F"/>
-          <w:sz w:val="24"/>
-          <w:szCs w:val="24"/>
-        </w:rPr>
-        <w:t>অনুযায়ী</w:t>
-      </w:r>
-      <w:proofErr w:type="spellEnd"/>
-      <w:r>
-        <w:rPr>
-          <w:rFonts w:ascii="Times New Roman" w:eastAsia="Times New Roman" w:hAnsi="Times New Roman" w:cs="Times New Roman"/>
-          <w:color w:val="1F1F1F"/>
-          <w:sz w:val="24"/>
-          <w:szCs w:val="24"/>
-        </w:rPr>
-        <w:t xml:space="preserve"> </w:t>
-      </w:r>
-      <w:proofErr w:type="spellStart"/>
-      <w:r>
-        <w:rPr>
-          <w:rFonts w:ascii="Nirmala UI" w:eastAsia="Times New Roman" w:hAnsi="Nirmala UI" w:cs="Nirmala UI"/>
-          <w:color w:val="1F1F1F"/>
-          <w:sz w:val="24"/>
-          <w:szCs w:val="24"/>
-        </w:rPr>
-        <w:t>প্রদত্ত</w:t>
-      </w:r>
-      <w:proofErr w:type="spellEnd"/>
-      <w:r>
-        <w:rPr>
-          <w:rFonts w:ascii="Times New Roman" w:eastAsia="Times New Roman" w:hAnsi="Times New Roman" w:cs="Times New Roman"/>
-          <w:color w:val="1F1F1F"/>
-          <w:sz w:val="24"/>
-          <w:szCs w:val="24"/>
-        </w:rPr>
-        <w:t xml:space="preserve"> </w:t>
-      </w:r>
-      <w:proofErr w:type="spellStart"/>
-      <w:r>
-        <w:rPr>
-          <w:rFonts w:ascii="Nirmala UI" w:eastAsia="Times New Roman" w:hAnsi="Nirmala UI" w:cs="Nirmala UI"/>
-          <w:color w:val="1F1F1F"/>
-          <w:sz w:val="24"/>
-          <w:szCs w:val="24"/>
-        </w:rPr>
-        <w:t>টেবিলের</w:t>
-      </w:r>
-      <w:proofErr w:type="spellEnd"/>
-      <w:r>
-        <w:rPr>
-          <w:rFonts w:ascii="Times New Roman" w:eastAsia="Times New Roman" w:hAnsi="Times New Roman" w:cs="Times New Roman"/>
-          <w:color w:val="1F1F1F"/>
-          <w:sz w:val="24"/>
-          <w:szCs w:val="24"/>
-        </w:rPr>
-        <w:t xml:space="preserve"> </w:t>
-      </w:r>
-      <w:proofErr w:type="spellStart"/>
-      <w:r>
-        <w:rPr>
-          <w:rFonts w:ascii="Nirmala UI" w:eastAsia="Times New Roman" w:hAnsi="Nirmala UI" w:cs="Nirmala UI"/>
-          <w:color w:val="1F1F1F"/>
-          <w:sz w:val="24"/>
-          <w:szCs w:val="24"/>
-        </w:rPr>
-        <w:t>ভিত্তিতে</w:t>
-      </w:r>
-      <w:proofErr w:type="spellEnd"/>
-      <w:r>
-        <w:rPr>
-          <w:rFonts w:ascii="Times New Roman" w:eastAsia="Times New Roman" w:hAnsi="Times New Roman" w:cs="Times New Roman"/>
-          <w:color w:val="1F1F1F"/>
-          <w:sz w:val="24"/>
-          <w:szCs w:val="24"/>
-        </w:rPr>
-        <w:t xml:space="preserve"> </w:t>
-      </w:r>
-      <w:r>
+        <w:outlineLvl w:val="2"/>
         <w:rPr>
           <w:rFonts w:ascii="Times New Roman" w:eastAsia="Times New Roman" w:hAnsi="Times New Roman" w:cs="Times New Roman"/>
           <w:b/>
           <w:bCs/>
           <w:color w:val="1F1F1F"/>
-          <w:sz w:val="24"/>
-          <w:szCs w:val="24"/>
-          <w:bdr w:val="none" w:sz="0" w:space="0" w:color="auto" w:frame="1"/>
-        </w:rPr>
-        <w:t>English version</w:t>
-      </w:r>
-      <w:r>
-        <w:rPr>
-          <w:rFonts w:ascii="Times New Roman" w:eastAsia="Times New Roman" w:hAnsi="Times New Roman" w:cs="Times New Roman"/>
-          <w:color w:val="1F1F1F"/>
-          <w:sz w:val="24"/>
-          <w:szCs w:val="24"/>
-        </w:rPr>
-        <w:t xml:space="preserve"> </w:t>
-      </w:r>
-      <w:proofErr w:type="spellStart"/>
-      <w:r>
-        <w:rPr>
-          <w:rFonts w:ascii="Nirmala UI" w:eastAsia="Times New Roman" w:hAnsi="Nirmala UI" w:cs="Nirmala UI"/>
-          <w:color w:val="1F1F1F"/>
-          <w:sz w:val="24"/>
-          <w:szCs w:val="24"/>
-        </w:rPr>
-        <w:t>এবং</w:t>
-      </w:r>
-      <w:proofErr w:type="spellEnd"/>
-      <w:r>
-        <w:rPr>
-          <w:rFonts w:ascii="Times New Roman" w:eastAsia="Times New Roman" w:hAnsi="Times New Roman" w:cs="Times New Roman"/>
-          <w:color w:val="1F1F1F"/>
-          <w:sz w:val="24"/>
-          <w:szCs w:val="24"/>
-        </w:rPr>
-        <w:t xml:space="preserve"> </w:t>
-      </w:r>
-      <w:r>
-        <w:rPr>
-          <w:rFonts w:ascii="Times New Roman" w:eastAsia="Times New Roman" w:hAnsi="Times New Roman" w:cs="Times New Roman"/>
-          <w:b/>
-          <w:bCs/>
-          <w:color w:val="1F1F1F"/>
-          <w:sz w:val="24"/>
-          <w:szCs w:val="24"/>
-          <w:bdr w:val="none" w:sz="0" w:space="0" w:color="auto" w:frame="1"/>
-        </w:rPr>
-        <w:t>Advantages/Disadvantages</w:t>
-      </w:r>
-      <w:r>
-        <w:rPr>
-          <w:rFonts w:ascii="Times New Roman" w:eastAsia="Times New Roman" w:hAnsi="Times New Roman" w:cs="Times New Roman"/>
-          <w:color w:val="1F1F1F"/>
-          <w:sz w:val="24"/>
-          <w:szCs w:val="24"/>
-        </w:rPr>
-        <w:t xml:space="preserve"> </w:t>
-      </w:r>
-      <w:proofErr w:type="spellStart"/>
-      <w:r>
-        <w:rPr>
-          <w:rFonts w:ascii="Nirmala UI" w:eastAsia="Times New Roman" w:hAnsi="Nirmala UI" w:cs="Nirmala UI"/>
-          <w:color w:val="1F1F1F"/>
-          <w:sz w:val="24"/>
-          <w:szCs w:val="24"/>
-        </w:rPr>
-        <w:t>গুছিয়ে</w:t>
-      </w:r>
-      <w:proofErr w:type="spellEnd"/>
-      <w:r>
-        <w:rPr>
-          <w:rFonts w:ascii="Times New Roman" w:eastAsia="Times New Roman" w:hAnsi="Times New Roman" w:cs="Times New Roman"/>
-          <w:color w:val="1F1F1F"/>
-          <w:sz w:val="24"/>
-          <w:szCs w:val="24"/>
-        </w:rPr>
-        <w:t xml:space="preserve"> </w:t>
-      </w:r>
-      <w:proofErr w:type="spellStart"/>
-      <w:r>
-        <w:rPr>
-          <w:rFonts w:ascii="Nirmala UI" w:eastAsia="Times New Roman" w:hAnsi="Nirmala UI" w:cs="Nirmala UI"/>
-          <w:color w:val="1F1F1F"/>
-          <w:sz w:val="24"/>
-          <w:szCs w:val="24"/>
-        </w:rPr>
-        <w:t>দেওয়া</w:t>
-      </w:r>
-      <w:proofErr w:type="spellEnd"/>
-      <w:r>
-        <w:rPr>
-          <w:rFonts w:ascii="Times New Roman" w:eastAsia="Times New Roman" w:hAnsi="Times New Roman" w:cs="Times New Roman"/>
-          <w:color w:val="1F1F1F"/>
-          <w:sz w:val="24"/>
-          <w:szCs w:val="24"/>
-        </w:rPr>
-        <w:t xml:space="preserve"> </w:t>
-      </w:r>
-      <w:proofErr w:type="spellStart"/>
-      <w:r>
-        <w:rPr>
-          <w:rFonts w:ascii="Nirmala UI" w:eastAsia="Times New Roman" w:hAnsi="Nirmala UI" w:cs="Nirmala UI"/>
-          <w:color w:val="1F1F1F"/>
-          <w:sz w:val="24"/>
-          <w:szCs w:val="24"/>
-        </w:rPr>
-        <w:t>হলো</w:t>
-      </w:r>
-      <w:proofErr w:type="spellEnd"/>
-      <w:r>
-        <w:rPr>
-          <w:rFonts w:ascii="Times New Roman" w:eastAsia="Times New Roman" w:hAnsi="Times New Roman" w:cs="Times New Roman"/>
-          <w:color w:val="1F1F1F"/>
-          <w:sz w:val="24"/>
-          <w:szCs w:val="24"/>
-        </w:rPr>
-        <w:t>:</w:t>
-      </w:r>
-    </w:p>
-    <w:p>
-      <w:pPr>
-        <w:spacing w:before="100" w:beforeAutospacing="1" w:after="0" w:line="240" w:lineRule="auto"/>
-        <w:outlineLvl w:val="2"/>
-        <w:rPr>
-          <w:rFonts w:ascii="Times New Roman" w:eastAsia="Times New Roman" w:hAnsi="Times New Roman" w:cs="Times New Roman"/>
-          <w:b/>
-          <w:bCs/>
-          <w:color w:val="1F1F1F"/>
           <w:sz w:val="27"/>
           <w:szCs w:val="27"/>
         </w:rPr>
       </w:pPr>
-      <w:r>
-        <w:rPr>
-          <w:rFonts w:ascii="Times New Roman" w:eastAsia="Times New Roman" w:hAnsi="Times New Roman" w:cs="Times New Roman"/>
-          <w:b/>
-          <w:bCs/>
-          <w:color w:val="1F1F1F"/>
-          <w:sz w:val="27"/>
-          <w:szCs w:val="27"/>
-          <w:bdr w:val="none" w:sz="0" w:space="0" w:color="auto" w:frame="1"/>
-        </w:rPr>
-        <w:t>1. Differences and Comparative Analysis</w:t>
-      </w:r>
-    </w:p>
-    <w:tbl>
-      <w:tblPr>
-        <w:tblW w:w="0" w:type="auto"/>
-        <w:tblCellSpacing w:w="15" w:type="dxa"/>
-        <w:tblCellMar>
-          <w:left w:w="0" w:type="dxa"/>
-          <w:right w:w="0" w:type="dxa"/>
-        </w:tblCellMar>
-        <w:tblLook w:val="04A0" w:firstRow="1" w:lastRow="0" w:firstColumn="1" w:lastColumn="0" w:noHBand="0" w:noVBand="1"/>
-      </w:tblPr>
-      <w:tblGrid>
-        <w:gridCol w:w="1911"/>
-        <w:gridCol w:w="2434"/>
-        <w:gridCol w:w="2442"/>
-        <w:gridCol w:w="2557"/>
-      </w:tblGrid>
-      <w:tr>
-        <w:trPr>
-          <w:tblHeader/>
-          <w:tblCellSpacing w:w="15" w:type="dxa"/>
-        </w:trPr>
-        <w:tc>
-          <w:tcPr>
-            <w:tcW w:w="0" w:type="auto"/>
-            <w:tcBorders>
-              <w:top w:val="single" w:sz="6" w:space="0" w:color="C4C7C5"/>
-              <w:left w:val="single" w:sz="6" w:space="0" w:color="C4C7C5"/>
-              <w:bottom w:val="single" w:sz="6" w:space="0" w:color="C4C7C5"/>
-              <w:right w:val="single" w:sz="6" w:space="0" w:color="C4C7C5"/>
-            </w:tcBorders>
-            <w:tcMar>
-              <w:top w:w="120" w:type="dxa"/>
-              <w:left w:w="180" w:type="dxa"/>
-              <w:bottom w:w="120" w:type="dxa"/>
-              <w:right w:w="180" w:type="dxa"/>
-            </w:tcMar>
-            <w:vAlign w:val="center"/>
-            <w:hideMark/>
-          </w:tcPr>
-          <w:p>
-            <w:pPr>
-              <w:spacing w:after="0" w:line="240" w:lineRule="auto"/>
-              <w:rPr>
-                <w:rFonts w:ascii="Times New Roman" w:eastAsia="Times New Roman" w:hAnsi="Times New Roman" w:cs="Times New Roman"/>
-                <w:color w:val="1F1F1F"/>
-                <w:sz w:val="24"/>
-                <w:szCs w:val="24"/>
-              </w:rPr>
-            </w:pPr>
-            <w:r>
-              <w:rPr>
-                <w:rFonts w:ascii="Times New Roman" w:eastAsia="Times New Roman" w:hAnsi="Times New Roman" w:cs="Times New Roman"/>
-                <w:b/>
-                <w:bCs/>
-                <w:color w:val="1F1F1F"/>
-                <w:sz w:val="24"/>
-                <w:szCs w:val="24"/>
-                <w:bdr w:val="none" w:sz="0" w:space="0" w:color="auto" w:frame="1"/>
-              </w:rPr>
-              <w:t>Feature</w:t>
-            </w:r>
-          </w:p>
-        </w:tc>
-        <w:tc>
-          <w:tcPr>
-            <w:tcW w:w="0" w:type="auto"/>
-            <w:tcBorders>
-              <w:top w:val="single" w:sz="6" w:space="0" w:color="C4C7C5"/>
-              <w:left w:val="single" w:sz="6" w:space="0" w:color="C4C7C5"/>
-              <w:bottom w:val="single" w:sz="6" w:space="0" w:color="C4C7C5"/>
-              <w:right w:val="single" w:sz="6" w:space="0" w:color="C4C7C5"/>
-            </w:tcBorders>
-            <w:tcMar>
-              <w:top w:w="120" w:type="dxa"/>
-              <w:left w:w="180" w:type="dxa"/>
-              <w:bottom w:w="120" w:type="dxa"/>
-              <w:right w:w="180" w:type="dxa"/>
-            </w:tcMar>
-            <w:vAlign w:val="center"/>
-            <w:hideMark/>
-          </w:tcPr>
-          <w:p>
-            <w:pPr>
-              <w:spacing w:after="0" w:line="240" w:lineRule="auto"/>
-              <w:rPr>
-                <w:rFonts w:ascii="Times New Roman" w:eastAsia="Times New Roman" w:hAnsi="Times New Roman" w:cs="Times New Roman"/>
-                <w:color w:val="1F1F1F"/>
-                <w:sz w:val="24"/>
-                <w:szCs w:val="24"/>
-              </w:rPr>
-            </w:pPr>
-            <w:r>
-              <w:rPr>
-                <w:rFonts w:ascii="Times New Roman" w:eastAsia="Times New Roman" w:hAnsi="Times New Roman" w:cs="Times New Roman"/>
-                <w:b/>
-                <w:bCs/>
-                <w:color w:val="1F1F1F"/>
-                <w:sz w:val="24"/>
-                <w:szCs w:val="24"/>
-                <w:bdr w:val="none" w:sz="0" w:space="0" w:color="auto" w:frame="1"/>
-              </w:rPr>
-              <w:t>Direct-mapping</w:t>
-            </w:r>
-          </w:p>
-        </w:tc>
-        <w:tc>
-          <w:tcPr>
-            <w:tcW w:w="0" w:type="auto"/>
-            <w:tcBorders>
-              <w:top w:val="single" w:sz="6" w:space="0" w:color="C4C7C5"/>
-              <w:left w:val="single" w:sz="6" w:space="0" w:color="C4C7C5"/>
-              <w:bottom w:val="single" w:sz="6" w:space="0" w:color="C4C7C5"/>
-              <w:right w:val="single" w:sz="6" w:space="0" w:color="C4C7C5"/>
-            </w:tcBorders>
-            <w:tcMar>
-              <w:top w:w="120" w:type="dxa"/>
-              <w:left w:w="180" w:type="dxa"/>
-              <w:bottom w:w="120" w:type="dxa"/>
-              <w:right w:w="180" w:type="dxa"/>
-            </w:tcMar>
-            <w:vAlign w:val="center"/>
-            <w:hideMark/>
-          </w:tcPr>
-          <w:p>
-            <w:pPr>
-              <w:spacing w:after="0" w:line="240" w:lineRule="auto"/>
-              <w:rPr>
-                <w:rFonts w:ascii="Times New Roman" w:eastAsia="Times New Roman" w:hAnsi="Times New Roman" w:cs="Times New Roman"/>
-                <w:color w:val="1F1F1F"/>
-                <w:sz w:val="24"/>
-                <w:szCs w:val="24"/>
-              </w:rPr>
-            </w:pPr>
-            <w:r>
-              <w:rPr>
-                <w:rFonts w:ascii="Times New Roman" w:eastAsia="Times New Roman" w:hAnsi="Times New Roman" w:cs="Times New Roman"/>
-                <w:b/>
-                <w:bCs/>
-                <w:color w:val="1F1F1F"/>
-                <w:sz w:val="24"/>
-                <w:szCs w:val="24"/>
-                <w:bdr w:val="none" w:sz="0" w:space="0" w:color="auto" w:frame="1"/>
-              </w:rPr>
-              <w:t>Associative Mapping</w:t>
-            </w:r>
-          </w:p>
-        </w:tc>
-        <w:tc>
-          <w:tcPr>
-            <w:tcW w:w="0" w:type="auto"/>
-            <w:tcBorders>
-              <w:top w:val="single" w:sz="6" w:space="0" w:color="C4C7C5"/>
-              <w:left w:val="single" w:sz="6" w:space="0" w:color="C4C7C5"/>
-              <w:bottom w:val="single" w:sz="6" w:space="0" w:color="C4C7C5"/>
-              <w:right w:val="single" w:sz="6" w:space="0" w:color="C4C7C5"/>
-            </w:tcBorders>
-            <w:tcMar>
-              <w:top w:w="120" w:type="dxa"/>
-              <w:left w:w="180" w:type="dxa"/>
-              <w:bottom w:w="120" w:type="dxa"/>
-              <w:right w:w="180" w:type="dxa"/>
-            </w:tcMar>
-            <w:vAlign w:val="center"/>
-            <w:hideMark/>
-          </w:tcPr>
-          <w:p>
-            <w:pPr>
-              <w:spacing w:after="0" w:line="240" w:lineRule="auto"/>
-              <w:rPr>
-                <w:rFonts w:ascii="Times New Roman" w:eastAsia="Times New Roman" w:hAnsi="Times New Roman" w:cs="Times New Roman"/>
-                <w:color w:val="1F1F1F"/>
-                <w:sz w:val="24"/>
-                <w:szCs w:val="24"/>
-              </w:rPr>
-            </w:pPr>
-            <w:r>
-              <w:rPr>
-                <w:rFonts w:ascii="Times New Roman" w:eastAsia="Times New Roman" w:hAnsi="Times New Roman" w:cs="Times New Roman"/>
-                <w:b/>
-                <w:bCs/>
-                <w:color w:val="1F1F1F"/>
-                <w:sz w:val="24"/>
-                <w:szCs w:val="24"/>
-                <w:bdr w:val="none" w:sz="0" w:space="0" w:color="auto" w:frame="1"/>
-              </w:rPr>
-              <w:t>Set-Associative Mapping</w:t>
-            </w:r>
-          </w:p>
-        </w:tc>
-      </w:tr>
-      <w:tr>
-        <w:trPr>
-          <w:tblCellSpacing w:w="15" w:type="dxa"/>
-        </w:trPr>
-        <w:tc>
-          <w:tcPr>
-            <w:tcW w:w="0" w:type="auto"/>
-            <w:tcBorders>
-              <w:top w:val="single" w:sz="6" w:space="0" w:color="C4C7C5"/>
-              <w:left w:val="single" w:sz="6" w:space="0" w:color="C4C7C5"/>
-              <w:bottom w:val="single" w:sz="6" w:space="0" w:color="C4C7C5"/>
-              <w:right w:val="single" w:sz="6" w:space="0" w:color="C4C7C5"/>
-            </w:tcBorders>
-            <w:tcMar>
-              <w:top w:w="120" w:type="dxa"/>
-              <w:left w:w="180" w:type="dxa"/>
-              <w:bottom w:w="120" w:type="dxa"/>
-              <w:right w:w="180" w:type="dxa"/>
-            </w:tcMar>
-            <w:vAlign w:val="center"/>
-            <w:hideMark/>
-          </w:tcPr>
-          <w:p>
-            <w:pPr>
-              <w:spacing w:after="0" w:line="240" w:lineRule="auto"/>
-              <w:rPr>
-                <w:rFonts w:ascii="Times New Roman" w:eastAsia="Times New Roman" w:hAnsi="Times New Roman" w:cs="Times New Roman"/>
-                <w:color w:val="1F1F1F"/>
-                <w:sz w:val="24"/>
-                <w:szCs w:val="24"/>
-              </w:rPr>
-            </w:pPr>
-            <w:r>
-              <w:rPr>
-                <w:rFonts w:ascii="Times New Roman" w:eastAsia="Times New Roman" w:hAnsi="Times New Roman" w:cs="Times New Roman"/>
-                <w:b/>
-                <w:bCs/>
-                <w:color w:val="1F1F1F"/>
-                <w:sz w:val="24"/>
-                <w:szCs w:val="24"/>
-                <w:bdr w:val="none" w:sz="0" w:space="0" w:color="auto" w:frame="1"/>
-              </w:rPr>
-              <w:t>Comparisons Required</w:t>
-            </w:r>
-          </w:p>
-        </w:tc>
-        <w:tc>
-          <w:tcPr>
-            <w:tcW w:w="0" w:type="auto"/>
-            <w:tcBorders>
-              <w:top w:val="single" w:sz="6" w:space="0" w:color="C4C7C5"/>
-              <w:left w:val="single" w:sz="6" w:space="0" w:color="C4C7C5"/>
-              <w:bottom w:val="single" w:sz="6" w:space="0" w:color="C4C7C5"/>
-              <w:right w:val="single" w:sz="6" w:space="0" w:color="C4C7C5"/>
-            </w:tcBorders>
-            <w:tcMar>
-              <w:top w:w="120" w:type="dxa"/>
-              <w:left w:w="180" w:type="dxa"/>
-              <w:bottom w:w="120" w:type="dxa"/>
-              <w:right w:w="180" w:type="dxa"/>
-            </w:tcMar>
-            <w:vAlign w:val="center"/>
-            <w:hideMark/>
-          </w:tcPr>
-          <w:p>
-            <w:pPr>
-              <w:spacing w:after="0" w:line="240" w:lineRule="auto"/>
-              <w:rPr>
-                <w:rFonts w:ascii="Times New Roman" w:eastAsia="Times New Roman" w:hAnsi="Times New Roman" w:cs="Times New Roman"/>
-                <w:color w:val="1F1F1F"/>
-                <w:sz w:val="24"/>
-                <w:szCs w:val="24"/>
-              </w:rPr>
-            </w:pPr>
-            <w:r>
-              <w:rPr>
-                <w:rFonts w:ascii="Times New Roman" w:eastAsia="Times New Roman" w:hAnsi="Times New Roman" w:cs="Times New Roman"/>
-                <w:color w:val="1F1F1F"/>
-                <w:sz w:val="24"/>
-                <w:szCs w:val="24"/>
-                <w:bdr w:val="none" w:sz="0" w:space="0" w:color="auto" w:frame="1"/>
-              </w:rPr>
-              <w:t xml:space="preserve">Needs only one comparison because </w:t>
-            </w:r>
-            <w:r>
-              <w:rPr>
-                <w:rFonts w:ascii="Times New Roman" w:eastAsia="Times New Roman" w:hAnsi="Times New Roman" w:cs="Times New Roman"/>
-                <w:color w:val="1F1F1F"/>
-                <w:sz w:val="24"/>
-                <w:szCs w:val="24"/>
-                <w:bdr w:val="none" w:sz="0" w:space="0" w:color="auto" w:frame="1"/>
-              </w:rPr>
-              <w:lastRenderedPageBreak/>
-              <w:t>a direct formula is used to get the effective cache address.</w:t>
-            </w:r>
-          </w:p>
-        </w:tc>
-        <w:tc>
-          <w:tcPr>
-            <w:tcW w:w="0" w:type="auto"/>
-            <w:tcBorders>
-              <w:top w:val="single" w:sz="6" w:space="0" w:color="C4C7C5"/>
-              <w:left w:val="single" w:sz="6" w:space="0" w:color="C4C7C5"/>
-              <w:bottom w:val="single" w:sz="6" w:space="0" w:color="C4C7C5"/>
-              <w:right w:val="single" w:sz="6" w:space="0" w:color="C4C7C5"/>
-            </w:tcBorders>
-            <w:tcMar>
-              <w:top w:w="120" w:type="dxa"/>
-              <w:left w:w="180" w:type="dxa"/>
-              <w:bottom w:w="120" w:type="dxa"/>
-              <w:right w:w="180" w:type="dxa"/>
-            </w:tcMar>
-            <w:vAlign w:val="center"/>
-            <w:hideMark/>
-          </w:tcPr>
-          <w:p>
-            <w:pPr>
-              <w:spacing w:after="0" w:line="240" w:lineRule="auto"/>
-              <w:rPr>
-                <w:rFonts w:ascii="Times New Roman" w:eastAsia="Times New Roman" w:hAnsi="Times New Roman" w:cs="Times New Roman"/>
-                <w:color w:val="1F1F1F"/>
-                <w:sz w:val="24"/>
-                <w:szCs w:val="24"/>
-              </w:rPr>
-            </w:pPr>
-            <w:r>
-              <w:rPr>
-                <w:rFonts w:ascii="Times New Roman" w:eastAsia="Times New Roman" w:hAnsi="Times New Roman" w:cs="Times New Roman"/>
-                <w:color w:val="1F1F1F"/>
-                <w:sz w:val="24"/>
-                <w:szCs w:val="24"/>
-                <w:bdr w:val="none" w:sz="0" w:space="0" w:color="auto" w:frame="1"/>
-              </w:rPr>
-              <w:lastRenderedPageBreak/>
-              <w:t xml:space="preserve">Needs comparison with all tag bits; </w:t>
-            </w:r>
-            <w:r>
-              <w:rPr>
-                <w:rFonts w:ascii="Times New Roman" w:eastAsia="Times New Roman" w:hAnsi="Times New Roman" w:cs="Times New Roman"/>
-                <w:color w:val="1F1F1F"/>
-                <w:sz w:val="24"/>
-                <w:szCs w:val="24"/>
-                <w:bdr w:val="none" w:sz="0" w:space="0" w:color="auto" w:frame="1"/>
-              </w:rPr>
-              <w:lastRenderedPageBreak/>
-              <w:t>control logic must examine every block's tag for a match.</w:t>
-            </w:r>
-          </w:p>
-        </w:tc>
-        <w:tc>
-          <w:tcPr>
-            <w:tcW w:w="0" w:type="auto"/>
-            <w:tcBorders>
-              <w:top w:val="single" w:sz="6" w:space="0" w:color="C4C7C5"/>
-              <w:left w:val="single" w:sz="6" w:space="0" w:color="C4C7C5"/>
-              <w:bottom w:val="single" w:sz="6" w:space="0" w:color="C4C7C5"/>
-              <w:right w:val="single" w:sz="6" w:space="0" w:color="C4C7C5"/>
-            </w:tcBorders>
-            <w:tcMar>
-              <w:top w:w="120" w:type="dxa"/>
-              <w:left w:w="180" w:type="dxa"/>
-              <w:bottom w:w="120" w:type="dxa"/>
-              <w:right w:w="180" w:type="dxa"/>
-            </w:tcMar>
-            <w:vAlign w:val="center"/>
-            <w:hideMark/>
-          </w:tcPr>
-          <w:p>
-            <w:pPr>
-              <w:spacing w:after="0" w:line="240" w:lineRule="auto"/>
-              <w:rPr>
-                <w:rFonts w:ascii="Times New Roman" w:eastAsia="Times New Roman" w:hAnsi="Times New Roman" w:cs="Times New Roman"/>
-                <w:color w:val="1F1F1F"/>
-                <w:sz w:val="24"/>
-                <w:szCs w:val="24"/>
-              </w:rPr>
-            </w:pPr>
-            <w:r>
-              <w:rPr>
-                <w:rFonts w:ascii="Times New Roman" w:eastAsia="Times New Roman" w:hAnsi="Times New Roman" w:cs="Times New Roman"/>
-                <w:color w:val="1F1F1F"/>
-                <w:sz w:val="24"/>
-                <w:szCs w:val="24"/>
-                <w:bdr w:val="none" w:sz="0" w:space="0" w:color="auto" w:frame="1"/>
-              </w:rPr>
-              <w:lastRenderedPageBreak/>
-              <w:t xml:space="preserve">Needs comparisons equal to the number </w:t>
-            </w:r>
-            <w:r>
-              <w:rPr>
-                <w:rFonts w:ascii="Times New Roman" w:eastAsia="Times New Roman" w:hAnsi="Times New Roman" w:cs="Times New Roman"/>
-                <w:color w:val="1F1F1F"/>
-                <w:sz w:val="24"/>
-                <w:szCs w:val="24"/>
-                <w:bdr w:val="none" w:sz="0" w:space="0" w:color="auto" w:frame="1"/>
-              </w:rPr>
-              <w:lastRenderedPageBreak/>
-              <w:t>of blocks per set, as a set can contain more than 1 block.</w:t>
-            </w:r>
-          </w:p>
-        </w:tc>
-      </w:tr>
-      <w:tr>
-        <w:trPr>
-          <w:tblCellSpacing w:w="15" w:type="dxa"/>
-        </w:trPr>
-        <w:tc>
-          <w:tcPr>
-            <w:tcW w:w="0" w:type="auto"/>
-            <w:tcBorders>
-              <w:top w:val="single" w:sz="6" w:space="0" w:color="C4C7C5"/>
-              <w:left w:val="single" w:sz="6" w:space="0" w:color="C4C7C5"/>
-              <w:bottom w:val="single" w:sz="6" w:space="0" w:color="C4C7C5"/>
-              <w:right w:val="single" w:sz="6" w:space="0" w:color="C4C7C5"/>
-            </w:tcBorders>
-            <w:tcMar>
-              <w:top w:w="120" w:type="dxa"/>
-              <w:left w:w="180" w:type="dxa"/>
-              <w:bottom w:w="120" w:type="dxa"/>
-              <w:right w:w="180" w:type="dxa"/>
-            </w:tcMar>
-            <w:vAlign w:val="center"/>
-            <w:hideMark/>
-          </w:tcPr>
-          <w:p>
-            <w:pPr>
-              <w:spacing w:after="0" w:line="240" w:lineRule="auto"/>
-              <w:rPr>
-                <w:rFonts w:ascii="Times New Roman" w:eastAsia="Times New Roman" w:hAnsi="Times New Roman" w:cs="Times New Roman"/>
-                <w:color w:val="1F1F1F"/>
-                <w:sz w:val="24"/>
-                <w:szCs w:val="24"/>
-              </w:rPr>
-            </w:pPr>
-            <w:r>
-              <w:rPr>
-                <w:rFonts w:ascii="Times New Roman" w:eastAsia="Times New Roman" w:hAnsi="Times New Roman" w:cs="Times New Roman"/>
-                <w:b/>
-                <w:bCs/>
-                <w:color w:val="1F1F1F"/>
-                <w:sz w:val="24"/>
-                <w:szCs w:val="24"/>
-                <w:bdr w:val="none" w:sz="0" w:space="0" w:color="auto" w:frame="1"/>
-              </w:rPr>
-              <w:lastRenderedPageBreak/>
-              <w:t>Address Fields</w:t>
-            </w:r>
-          </w:p>
-        </w:tc>
-        <w:tc>
-          <w:tcPr>
-            <w:tcW w:w="0" w:type="auto"/>
-            <w:tcBorders>
-              <w:top w:val="single" w:sz="6" w:space="0" w:color="C4C7C5"/>
-              <w:left w:val="single" w:sz="6" w:space="0" w:color="C4C7C5"/>
-              <w:bottom w:val="single" w:sz="6" w:space="0" w:color="C4C7C5"/>
-              <w:right w:val="single" w:sz="6" w:space="0" w:color="C4C7C5"/>
-            </w:tcBorders>
-            <w:tcMar>
-              <w:top w:w="120" w:type="dxa"/>
-              <w:left w:w="180" w:type="dxa"/>
-              <w:bottom w:w="120" w:type="dxa"/>
-              <w:right w:w="180" w:type="dxa"/>
-            </w:tcMar>
-            <w:vAlign w:val="center"/>
-            <w:hideMark/>
-          </w:tcPr>
-          <w:p>
-            <w:pPr>
-              <w:spacing w:after="0" w:line="240" w:lineRule="auto"/>
-              <w:rPr>
-                <w:rFonts w:ascii="Times New Roman" w:eastAsia="Times New Roman" w:hAnsi="Times New Roman" w:cs="Times New Roman"/>
-                <w:color w:val="1F1F1F"/>
-                <w:sz w:val="24"/>
-                <w:szCs w:val="24"/>
-              </w:rPr>
-            </w:pPr>
-            <w:r>
-              <w:rPr>
-                <w:rFonts w:ascii="Times New Roman" w:eastAsia="Times New Roman" w:hAnsi="Times New Roman" w:cs="Times New Roman"/>
-                <w:color w:val="1F1F1F"/>
-                <w:sz w:val="24"/>
-                <w:szCs w:val="24"/>
-                <w:bdr w:val="none" w:sz="0" w:space="0" w:color="auto" w:frame="1"/>
-              </w:rPr>
-              <w:t>Divided into 3 fields: TAG, BLOCK &amp; WORD.</w:t>
-            </w:r>
-          </w:p>
-        </w:tc>
-        <w:tc>
-          <w:tcPr>
-            <w:tcW w:w="0" w:type="auto"/>
-            <w:tcBorders>
-              <w:top w:val="single" w:sz="6" w:space="0" w:color="C4C7C5"/>
-              <w:left w:val="single" w:sz="6" w:space="0" w:color="C4C7C5"/>
-              <w:bottom w:val="single" w:sz="6" w:space="0" w:color="C4C7C5"/>
-              <w:right w:val="single" w:sz="6" w:space="0" w:color="C4C7C5"/>
-            </w:tcBorders>
-            <w:tcMar>
-              <w:top w:w="120" w:type="dxa"/>
-              <w:left w:w="180" w:type="dxa"/>
-              <w:bottom w:w="120" w:type="dxa"/>
-              <w:right w:w="180" w:type="dxa"/>
-            </w:tcMar>
-            <w:vAlign w:val="center"/>
-            <w:hideMark/>
-          </w:tcPr>
-          <w:p>
-            <w:pPr>
-              <w:spacing w:after="0" w:line="240" w:lineRule="auto"/>
-              <w:rPr>
-                <w:rFonts w:ascii="Times New Roman" w:eastAsia="Times New Roman" w:hAnsi="Times New Roman" w:cs="Times New Roman"/>
-                <w:color w:val="1F1F1F"/>
-                <w:sz w:val="24"/>
-                <w:szCs w:val="24"/>
-              </w:rPr>
-            </w:pPr>
-            <w:r>
-              <w:rPr>
-                <w:rFonts w:ascii="Times New Roman" w:eastAsia="Times New Roman" w:hAnsi="Times New Roman" w:cs="Times New Roman"/>
-                <w:color w:val="1F1F1F"/>
-                <w:sz w:val="24"/>
-                <w:szCs w:val="24"/>
-                <w:bdr w:val="none" w:sz="0" w:space="0" w:color="auto" w:frame="1"/>
-              </w:rPr>
-              <w:t>Divided into 1 field: TAG &amp; WORD.</w:t>
-            </w:r>
-          </w:p>
-        </w:tc>
-        <w:tc>
-          <w:tcPr>
-            <w:tcW w:w="0" w:type="auto"/>
-            <w:tcBorders>
-              <w:top w:val="single" w:sz="6" w:space="0" w:color="C4C7C5"/>
-              <w:left w:val="single" w:sz="6" w:space="0" w:color="C4C7C5"/>
-              <w:bottom w:val="single" w:sz="6" w:space="0" w:color="C4C7C5"/>
-              <w:right w:val="single" w:sz="6" w:space="0" w:color="C4C7C5"/>
-            </w:tcBorders>
-            <w:tcMar>
-              <w:top w:w="120" w:type="dxa"/>
-              <w:left w:w="180" w:type="dxa"/>
-              <w:bottom w:w="120" w:type="dxa"/>
-              <w:right w:w="180" w:type="dxa"/>
-            </w:tcMar>
-            <w:vAlign w:val="center"/>
-            <w:hideMark/>
-          </w:tcPr>
-          <w:p>
-            <w:pPr>
-              <w:spacing w:after="0" w:line="240" w:lineRule="auto"/>
-              <w:rPr>
-                <w:rFonts w:ascii="Times New Roman" w:eastAsia="Times New Roman" w:hAnsi="Times New Roman" w:cs="Times New Roman"/>
-                <w:color w:val="1F1F1F"/>
-                <w:sz w:val="24"/>
-                <w:szCs w:val="24"/>
-              </w:rPr>
-            </w:pPr>
-            <w:r>
-              <w:rPr>
-                <w:rFonts w:ascii="Times New Roman" w:eastAsia="Times New Roman" w:hAnsi="Times New Roman" w:cs="Times New Roman"/>
-                <w:color w:val="1F1F1F"/>
-                <w:sz w:val="24"/>
-                <w:szCs w:val="24"/>
-                <w:bdr w:val="none" w:sz="0" w:space="0" w:color="auto" w:frame="1"/>
-              </w:rPr>
-              <w:t>Divided into 3 fields: TAG, SET &amp; WORD.</w:t>
-            </w:r>
-          </w:p>
-        </w:tc>
-      </w:tr>
-      <w:tr>
-        <w:trPr>
-          <w:tblCellSpacing w:w="15" w:type="dxa"/>
-        </w:trPr>
-        <w:tc>
-          <w:tcPr>
-            <w:tcW w:w="0" w:type="auto"/>
-            <w:tcBorders>
-              <w:top w:val="single" w:sz="6" w:space="0" w:color="C4C7C5"/>
-              <w:left w:val="single" w:sz="6" w:space="0" w:color="C4C7C5"/>
-              <w:bottom w:val="single" w:sz="6" w:space="0" w:color="C4C7C5"/>
-              <w:right w:val="single" w:sz="6" w:space="0" w:color="C4C7C5"/>
-            </w:tcBorders>
-            <w:tcMar>
-              <w:top w:w="120" w:type="dxa"/>
-              <w:left w:w="180" w:type="dxa"/>
-              <w:bottom w:w="120" w:type="dxa"/>
-              <w:right w:w="180" w:type="dxa"/>
-            </w:tcMar>
-            <w:vAlign w:val="center"/>
-            <w:hideMark/>
-          </w:tcPr>
-          <w:p>
-            <w:pPr>
-              <w:spacing w:after="0" w:line="240" w:lineRule="auto"/>
-              <w:rPr>
-                <w:rFonts w:ascii="Times New Roman" w:eastAsia="Times New Roman" w:hAnsi="Times New Roman" w:cs="Times New Roman"/>
-                <w:color w:val="1F1F1F"/>
-                <w:sz w:val="24"/>
-                <w:szCs w:val="24"/>
-              </w:rPr>
-            </w:pPr>
-            <w:r>
-              <w:rPr>
-                <w:rFonts w:ascii="Times New Roman" w:eastAsia="Times New Roman" w:hAnsi="Times New Roman" w:cs="Times New Roman"/>
-                <w:b/>
-                <w:bCs/>
-                <w:color w:val="1F1F1F"/>
-                <w:sz w:val="24"/>
-                <w:szCs w:val="24"/>
-                <w:bdr w:val="none" w:sz="0" w:space="0" w:color="auto" w:frame="1"/>
-              </w:rPr>
-              <w:t>Mapping Logic</w:t>
-            </w:r>
-          </w:p>
-        </w:tc>
-        <w:tc>
-          <w:tcPr>
-            <w:tcW w:w="0" w:type="auto"/>
-            <w:tcBorders>
-              <w:top w:val="single" w:sz="6" w:space="0" w:color="C4C7C5"/>
-              <w:left w:val="single" w:sz="6" w:space="0" w:color="C4C7C5"/>
-              <w:bottom w:val="single" w:sz="6" w:space="0" w:color="C4C7C5"/>
-              <w:right w:val="single" w:sz="6" w:space="0" w:color="C4C7C5"/>
-            </w:tcBorders>
-            <w:tcMar>
-              <w:top w:w="120" w:type="dxa"/>
-              <w:left w:w="180" w:type="dxa"/>
-              <w:bottom w:w="120" w:type="dxa"/>
-              <w:right w:w="180" w:type="dxa"/>
-            </w:tcMar>
-            <w:vAlign w:val="center"/>
-            <w:hideMark/>
-          </w:tcPr>
-          <w:p>
-            <w:pPr>
-              <w:spacing w:after="0" w:line="240" w:lineRule="auto"/>
-              <w:rPr>
-                <w:rFonts w:ascii="Times New Roman" w:eastAsia="Times New Roman" w:hAnsi="Times New Roman" w:cs="Times New Roman"/>
-                <w:color w:val="1F1F1F"/>
-                <w:sz w:val="24"/>
-                <w:szCs w:val="24"/>
-              </w:rPr>
-            </w:pPr>
-            <w:r>
-              <w:rPr>
-                <w:rFonts w:ascii="Times New Roman" w:eastAsia="Times New Roman" w:hAnsi="Times New Roman" w:cs="Times New Roman"/>
-                <w:color w:val="1F1F1F"/>
-                <w:sz w:val="24"/>
-                <w:szCs w:val="24"/>
-                <w:bdr w:val="none" w:sz="0" w:space="0" w:color="auto" w:frame="1"/>
-              </w:rPr>
-              <w:t>Each block from main memory has one possible location in cache.</w:t>
-            </w:r>
-          </w:p>
-        </w:tc>
-        <w:tc>
-          <w:tcPr>
-            <w:tcW w:w="0" w:type="auto"/>
-            <w:tcBorders>
-              <w:top w:val="single" w:sz="6" w:space="0" w:color="C4C7C5"/>
-              <w:left w:val="single" w:sz="6" w:space="0" w:color="C4C7C5"/>
-              <w:bottom w:val="single" w:sz="6" w:space="0" w:color="C4C7C5"/>
-              <w:right w:val="single" w:sz="6" w:space="0" w:color="C4C7C5"/>
-            </w:tcBorders>
-            <w:tcMar>
-              <w:top w:w="120" w:type="dxa"/>
-              <w:left w:w="180" w:type="dxa"/>
-              <w:bottom w:w="120" w:type="dxa"/>
-              <w:right w:w="180" w:type="dxa"/>
-            </w:tcMar>
-            <w:vAlign w:val="center"/>
-            <w:hideMark/>
-          </w:tcPr>
-          <w:p>
-            <w:pPr>
-              <w:spacing w:after="0" w:line="240" w:lineRule="auto"/>
-              <w:rPr>
-                <w:rFonts w:ascii="Times New Roman" w:eastAsia="Times New Roman" w:hAnsi="Times New Roman" w:cs="Times New Roman"/>
-                <w:color w:val="1F1F1F"/>
-                <w:sz w:val="24"/>
-                <w:szCs w:val="24"/>
-              </w:rPr>
-            </w:pPr>
-            <w:r>
-              <w:rPr>
-                <w:rFonts w:ascii="Times New Roman" w:eastAsia="Times New Roman" w:hAnsi="Times New Roman" w:cs="Times New Roman"/>
-                <w:color w:val="1F1F1F"/>
-                <w:sz w:val="24"/>
-                <w:szCs w:val="24"/>
-                <w:bdr w:val="none" w:sz="0" w:space="0" w:color="auto" w:frame="1"/>
-              </w:rPr>
-              <w:t>Mapping can be done with any cache block.</w:t>
-            </w:r>
-          </w:p>
-        </w:tc>
-        <w:tc>
-          <w:tcPr>
-            <w:tcW w:w="0" w:type="auto"/>
-            <w:tcBorders>
-              <w:top w:val="single" w:sz="6" w:space="0" w:color="C4C7C5"/>
-              <w:left w:val="single" w:sz="6" w:space="0" w:color="C4C7C5"/>
-              <w:bottom w:val="single" w:sz="6" w:space="0" w:color="C4C7C5"/>
-              <w:right w:val="single" w:sz="6" w:space="0" w:color="C4C7C5"/>
-            </w:tcBorders>
-            <w:tcMar>
-              <w:top w:w="120" w:type="dxa"/>
-              <w:left w:w="180" w:type="dxa"/>
-              <w:bottom w:w="120" w:type="dxa"/>
-              <w:right w:w="180" w:type="dxa"/>
-            </w:tcMar>
-            <w:vAlign w:val="center"/>
-            <w:hideMark/>
-          </w:tcPr>
-          <w:p>
-            <w:pPr>
-              <w:spacing w:after="0" w:line="240" w:lineRule="auto"/>
-              <w:rPr>
-                <w:rFonts w:ascii="Times New Roman" w:eastAsia="Times New Roman" w:hAnsi="Times New Roman" w:cs="Times New Roman"/>
-                <w:color w:val="1F1F1F"/>
-                <w:sz w:val="24"/>
-                <w:szCs w:val="24"/>
-              </w:rPr>
-            </w:pPr>
-            <w:r>
-              <w:rPr>
-                <w:rFonts w:ascii="Times New Roman" w:eastAsia="Times New Roman" w:hAnsi="Times New Roman" w:cs="Times New Roman"/>
-                <w:color w:val="1F1F1F"/>
-                <w:sz w:val="24"/>
-                <w:szCs w:val="24"/>
-                <w:bdr w:val="none" w:sz="0" w:space="0" w:color="auto" w:frame="1"/>
-              </w:rPr>
-              <w:t>Mapping can be done with a particular cache block of any direct-mapped cache.</w:t>
-            </w:r>
-          </w:p>
-        </w:tc>
-      </w:tr>
-      <w:tr>
-        <w:trPr>
-          <w:tblCellSpacing w:w="15" w:type="dxa"/>
-        </w:trPr>
-        <w:tc>
-          <w:tcPr>
-            <w:tcW w:w="0" w:type="auto"/>
-            <w:tcBorders>
-              <w:top w:val="single" w:sz="6" w:space="0" w:color="C4C7C5"/>
-              <w:left w:val="single" w:sz="6" w:space="0" w:color="C4C7C5"/>
-              <w:bottom w:val="single" w:sz="6" w:space="0" w:color="C4C7C5"/>
-              <w:right w:val="single" w:sz="6" w:space="0" w:color="C4C7C5"/>
-            </w:tcBorders>
-            <w:tcMar>
-              <w:top w:w="120" w:type="dxa"/>
-              <w:left w:w="180" w:type="dxa"/>
-              <w:bottom w:w="120" w:type="dxa"/>
-              <w:right w:w="180" w:type="dxa"/>
-            </w:tcMar>
-            <w:vAlign w:val="center"/>
-            <w:hideMark/>
-          </w:tcPr>
-          <w:p>
-            <w:pPr>
-              <w:spacing w:after="0" w:line="240" w:lineRule="auto"/>
-              <w:rPr>
-                <w:rFonts w:ascii="Times New Roman" w:eastAsia="Times New Roman" w:hAnsi="Times New Roman" w:cs="Times New Roman"/>
-                <w:color w:val="1F1F1F"/>
-                <w:sz w:val="24"/>
-                <w:szCs w:val="24"/>
-              </w:rPr>
-            </w:pPr>
-            <w:r>
-              <w:rPr>
-                <w:rFonts w:ascii="Times New Roman" w:eastAsia="Times New Roman" w:hAnsi="Times New Roman" w:cs="Times New Roman"/>
-                <w:b/>
-                <w:bCs/>
-                <w:color w:val="1F1F1F"/>
-                <w:sz w:val="24"/>
-                <w:szCs w:val="24"/>
-                <w:bdr w:val="none" w:sz="0" w:space="0" w:color="auto" w:frame="1"/>
-              </w:rPr>
-              <w:t>Search Time</w:t>
-            </w:r>
-          </w:p>
-        </w:tc>
-        <w:tc>
-          <w:tcPr>
-            <w:tcW w:w="0" w:type="auto"/>
-            <w:tcBorders>
-              <w:top w:val="single" w:sz="6" w:space="0" w:color="C4C7C5"/>
-              <w:left w:val="single" w:sz="6" w:space="0" w:color="C4C7C5"/>
-              <w:bottom w:val="single" w:sz="6" w:space="0" w:color="C4C7C5"/>
-              <w:right w:val="single" w:sz="6" w:space="0" w:color="C4C7C5"/>
-            </w:tcBorders>
-            <w:tcMar>
-              <w:top w:w="120" w:type="dxa"/>
-              <w:left w:w="180" w:type="dxa"/>
-              <w:bottom w:w="120" w:type="dxa"/>
-              <w:right w:w="180" w:type="dxa"/>
-            </w:tcMar>
-            <w:vAlign w:val="center"/>
-            <w:hideMark/>
-          </w:tcPr>
-          <w:p>
-            <w:pPr>
-              <w:spacing w:after="0" w:line="240" w:lineRule="auto"/>
-              <w:rPr>
-                <w:rFonts w:ascii="Times New Roman" w:eastAsia="Times New Roman" w:hAnsi="Times New Roman" w:cs="Times New Roman"/>
-                <w:color w:val="1F1F1F"/>
-                <w:sz w:val="24"/>
-                <w:szCs w:val="24"/>
-              </w:rPr>
-            </w:pPr>
-            <w:r>
-              <w:rPr>
-                <w:rFonts w:ascii="Times New Roman" w:eastAsia="Times New Roman" w:hAnsi="Times New Roman" w:cs="Times New Roman"/>
-                <w:color w:val="1F1F1F"/>
-                <w:sz w:val="24"/>
-                <w:szCs w:val="24"/>
-                <w:bdr w:val="none" w:sz="0" w:space="0" w:color="auto" w:frame="1"/>
-              </w:rPr>
-              <w:t>Less, as there is only one possible location.</w:t>
-            </w:r>
-          </w:p>
-        </w:tc>
-        <w:tc>
-          <w:tcPr>
-            <w:tcW w:w="0" w:type="auto"/>
-            <w:tcBorders>
-              <w:top w:val="single" w:sz="6" w:space="0" w:color="C4C7C5"/>
-              <w:left w:val="single" w:sz="6" w:space="0" w:color="C4C7C5"/>
-              <w:bottom w:val="single" w:sz="6" w:space="0" w:color="C4C7C5"/>
-              <w:right w:val="single" w:sz="6" w:space="0" w:color="C4C7C5"/>
-            </w:tcBorders>
-            <w:tcMar>
-              <w:top w:w="120" w:type="dxa"/>
-              <w:left w:w="180" w:type="dxa"/>
-              <w:bottom w:w="120" w:type="dxa"/>
-              <w:right w:w="180" w:type="dxa"/>
-            </w:tcMar>
-            <w:vAlign w:val="center"/>
-            <w:hideMark/>
-          </w:tcPr>
-          <w:p>
-            <w:pPr>
-              <w:spacing w:after="0" w:line="240" w:lineRule="auto"/>
-              <w:rPr>
-                <w:rFonts w:ascii="Times New Roman" w:eastAsia="Times New Roman" w:hAnsi="Times New Roman" w:cs="Times New Roman"/>
-                <w:color w:val="1F1F1F"/>
-                <w:sz w:val="24"/>
-                <w:szCs w:val="24"/>
-              </w:rPr>
-            </w:pPr>
-            <w:r>
-              <w:rPr>
-                <w:rFonts w:ascii="Times New Roman" w:eastAsia="Times New Roman" w:hAnsi="Times New Roman" w:cs="Times New Roman"/>
-                <w:color w:val="1F1F1F"/>
-                <w:sz w:val="24"/>
-                <w:szCs w:val="24"/>
-                <w:bdr w:val="none" w:sz="0" w:space="0" w:color="auto" w:frame="1"/>
-              </w:rPr>
-              <w:t>More, as control logic examines every block's tag.</w:t>
-            </w:r>
-          </w:p>
-        </w:tc>
-        <w:tc>
-          <w:tcPr>
-            <w:tcW w:w="0" w:type="auto"/>
-            <w:tcBorders>
-              <w:top w:val="single" w:sz="6" w:space="0" w:color="C4C7C5"/>
-              <w:left w:val="single" w:sz="6" w:space="0" w:color="C4C7C5"/>
-              <w:bottom w:val="single" w:sz="6" w:space="0" w:color="C4C7C5"/>
-              <w:right w:val="single" w:sz="6" w:space="0" w:color="C4C7C5"/>
-            </w:tcBorders>
-            <w:tcMar>
-              <w:top w:w="120" w:type="dxa"/>
-              <w:left w:w="180" w:type="dxa"/>
-              <w:bottom w:w="120" w:type="dxa"/>
-              <w:right w:w="180" w:type="dxa"/>
-            </w:tcMar>
-            <w:vAlign w:val="center"/>
-            <w:hideMark/>
-          </w:tcPr>
-          <w:p>
-            <w:pPr>
-              <w:spacing w:after="0" w:line="240" w:lineRule="auto"/>
-              <w:rPr>
-                <w:rFonts w:ascii="Times New Roman" w:eastAsia="Times New Roman" w:hAnsi="Times New Roman" w:cs="Times New Roman"/>
-                <w:color w:val="1F1F1F"/>
-                <w:sz w:val="24"/>
-                <w:szCs w:val="24"/>
-              </w:rPr>
-            </w:pPr>
-            <w:r>
-              <w:rPr>
-                <w:rFonts w:ascii="Times New Roman" w:eastAsia="Times New Roman" w:hAnsi="Times New Roman" w:cs="Times New Roman"/>
-                <w:color w:val="1F1F1F"/>
-                <w:sz w:val="24"/>
-                <w:szCs w:val="24"/>
-                <w:bdr w:val="none" w:sz="0" w:space="0" w:color="auto" w:frame="1"/>
-              </w:rPr>
-              <w:t>Increases with the number of blocks per set.</w:t>
-            </w:r>
-          </w:p>
-        </w:tc>
-      </w:tr>
-      <w:tr>
-        <w:trPr>
-          <w:tblCellSpacing w:w="15" w:type="dxa"/>
-        </w:trPr>
-        <w:tc>
-          <w:tcPr>
-            <w:tcW w:w="0" w:type="auto"/>
-            <w:tcBorders>
-              <w:top w:val="single" w:sz="6" w:space="0" w:color="C4C7C5"/>
-              <w:left w:val="single" w:sz="6" w:space="0" w:color="C4C7C5"/>
-              <w:bottom w:val="single" w:sz="6" w:space="0" w:color="C4C7C5"/>
-              <w:right w:val="single" w:sz="6" w:space="0" w:color="C4C7C5"/>
-            </w:tcBorders>
-            <w:tcMar>
-              <w:top w:w="120" w:type="dxa"/>
-              <w:left w:w="180" w:type="dxa"/>
-              <w:bottom w:w="120" w:type="dxa"/>
-              <w:right w:w="180" w:type="dxa"/>
-            </w:tcMar>
-            <w:vAlign w:val="center"/>
-            <w:hideMark/>
-          </w:tcPr>
-          <w:p>
-            <w:pPr>
-              <w:spacing w:after="0" w:line="240" w:lineRule="auto"/>
-              <w:rPr>
-                <w:rFonts w:ascii="Times New Roman" w:eastAsia="Times New Roman" w:hAnsi="Times New Roman" w:cs="Times New Roman"/>
-                <w:color w:val="1F1F1F"/>
-                <w:sz w:val="24"/>
-                <w:szCs w:val="24"/>
-              </w:rPr>
-            </w:pPr>
-            <w:r>
-              <w:rPr>
-                <w:rFonts w:ascii="Times New Roman" w:eastAsia="Times New Roman" w:hAnsi="Times New Roman" w:cs="Times New Roman"/>
-                <w:b/>
-                <w:bCs/>
-                <w:color w:val="1F1F1F"/>
-                <w:sz w:val="24"/>
-                <w:szCs w:val="24"/>
-                <w:bdr w:val="none" w:sz="0" w:space="0" w:color="auto" w:frame="1"/>
-              </w:rPr>
-              <w:t>Index Source</w:t>
-            </w:r>
-          </w:p>
-        </w:tc>
-        <w:tc>
-          <w:tcPr>
-            <w:tcW w:w="0" w:type="auto"/>
-            <w:tcBorders>
-              <w:top w:val="single" w:sz="6" w:space="0" w:color="C4C7C5"/>
-              <w:left w:val="single" w:sz="6" w:space="0" w:color="C4C7C5"/>
-              <w:bottom w:val="single" w:sz="6" w:space="0" w:color="C4C7C5"/>
-              <w:right w:val="single" w:sz="6" w:space="0" w:color="C4C7C5"/>
-            </w:tcBorders>
-            <w:tcMar>
-              <w:top w:w="120" w:type="dxa"/>
-              <w:left w:w="180" w:type="dxa"/>
-              <w:bottom w:w="120" w:type="dxa"/>
-              <w:right w:w="180" w:type="dxa"/>
-            </w:tcMar>
-            <w:vAlign w:val="center"/>
-            <w:hideMark/>
-          </w:tcPr>
-          <w:p>
-            <w:pPr>
-              <w:spacing w:after="0" w:line="240" w:lineRule="auto"/>
-              <w:rPr>
-                <w:rFonts w:ascii="Times New Roman" w:eastAsia="Times New Roman" w:hAnsi="Times New Roman" w:cs="Times New Roman"/>
-                <w:color w:val="1F1F1F"/>
-                <w:sz w:val="24"/>
-                <w:szCs w:val="24"/>
-              </w:rPr>
-            </w:pPr>
-            <w:r>
-              <w:rPr>
-                <w:rFonts w:ascii="Times New Roman" w:eastAsia="Times New Roman" w:hAnsi="Times New Roman" w:cs="Times New Roman"/>
-                <w:color w:val="1F1F1F"/>
-                <w:sz w:val="24"/>
-                <w:szCs w:val="24"/>
-                <w:bdr w:val="none" w:sz="0" w:space="0" w:color="auto" w:frame="1"/>
-              </w:rPr>
-              <w:t>Given by the number of blocks in cache.</w:t>
-            </w:r>
-          </w:p>
-        </w:tc>
-        <w:tc>
-          <w:tcPr>
-            <w:tcW w:w="0" w:type="auto"/>
-            <w:tcBorders>
-              <w:top w:val="single" w:sz="6" w:space="0" w:color="C4C7C5"/>
-              <w:left w:val="single" w:sz="6" w:space="0" w:color="C4C7C5"/>
-              <w:bottom w:val="single" w:sz="6" w:space="0" w:color="C4C7C5"/>
-              <w:right w:val="single" w:sz="6" w:space="0" w:color="C4C7C5"/>
-            </w:tcBorders>
-            <w:tcMar>
-              <w:top w:w="120" w:type="dxa"/>
-              <w:left w:w="180" w:type="dxa"/>
-              <w:bottom w:w="120" w:type="dxa"/>
-              <w:right w:w="180" w:type="dxa"/>
-            </w:tcMar>
-            <w:vAlign w:val="center"/>
-            <w:hideMark/>
-          </w:tcPr>
-          <w:p>
-            <w:pPr>
-              <w:spacing w:after="0" w:line="240" w:lineRule="auto"/>
-              <w:rPr>
-                <w:rFonts w:ascii="Times New Roman" w:eastAsia="Times New Roman" w:hAnsi="Times New Roman" w:cs="Times New Roman"/>
-                <w:color w:val="1F1F1F"/>
-                <w:sz w:val="24"/>
-                <w:szCs w:val="24"/>
-              </w:rPr>
-            </w:pPr>
-            <w:r>
-              <w:rPr>
-                <w:rFonts w:ascii="Times New Roman" w:eastAsia="Times New Roman" w:hAnsi="Times New Roman" w:cs="Times New Roman"/>
-                <w:color w:val="1F1F1F"/>
-                <w:sz w:val="24"/>
-                <w:szCs w:val="24"/>
-                <w:bdr w:val="none" w:sz="0" w:space="0" w:color="auto" w:frame="1"/>
-              </w:rPr>
-              <w:t>Zero for associative mapping.</w:t>
-            </w:r>
-          </w:p>
-        </w:tc>
-        <w:tc>
-          <w:tcPr>
-            <w:tcW w:w="0" w:type="auto"/>
-            <w:tcBorders>
-              <w:top w:val="single" w:sz="6" w:space="0" w:color="C4C7C5"/>
-              <w:left w:val="single" w:sz="6" w:space="0" w:color="C4C7C5"/>
-              <w:bottom w:val="single" w:sz="6" w:space="0" w:color="C4C7C5"/>
-              <w:right w:val="single" w:sz="6" w:space="0" w:color="C4C7C5"/>
-            </w:tcBorders>
-            <w:tcMar>
-              <w:top w:w="120" w:type="dxa"/>
-              <w:left w:w="180" w:type="dxa"/>
-              <w:bottom w:w="120" w:type="dxa"/>
-              <w:right w:w="180" w:type="dxa"/>
-            </w:tcMar>
-            <w:vAlign w:val="center"/>
-            <w:hideMark/>
-          </w:tcPr>
-          <w:p>
-            <w:pPr>
-              <w:spacing w:after="0" w:line="240" w:lineRule="auto"/>
-              <w:rPr>
-                <w:rFonts w:ascii="Times New Roman" w:eastAsia="Times New Roman" w:hAnsi="Times New Roman" w:cs="Times New Roman"/>
-                <w:color w:val="1F1F1F"/>
-                <w:sz w:val="24"/>
-                <w:szCs w:val="24"/>
-              </w:rPr>
-            </w:pPr>
-            <w:r>
-              <w:rPr>
-                <w:rFonts w:ascii="Times New Roman" w:eastAsia="Times New Roman" w:hAnsi="Times New Roman" w:cs="Times New Roman"/>
-                <w:color w:val="1F1F1F"/>
-                <w:sz w:val="24"/>
-                <w:szCs w:val="24"/>
-                <w:bdr w:val="none" w:sz="0" w:space="0" w:color="auto" w:frame="1"/>
-              </w:rPr>
-              <w:t>Given by the number of sets in cache.</w:t>
-            </w:r>
-          </w:p>
-        </w:tc>
-      </w:tr>
-      <w:tr>
-        <w:trPr>
-          <w:tblCellSpacing w:w="15" w:type="dxa"/>
-        </w:trPr>
-        <w:tc>
-          <w:tcPr>
-            <w:tcW w:w="0" w:type="auto"/>
-            <w:tcBorders>
-              <w:top w:val="single" w:sz="6" w:space="0" w:color="C4C7C5"/>
-              <w:left w:val="single" w:sz="6" w:space="0" w:color="C4C7C5"/>
-              <w:bottom w:val="single" w:sz="6" w:space="0" w:color="C4C7C5"/>
-              <w:right w:val="single" w:sz="6" w:space="0" w:color="C4C7C5"/>
-            </w:tcBorders>
-            <w:tcMar>
-              <w:top w:w="120" w:type="dxa"/>
-              <w:left w:w="180" w:type="dxa"/>
-              <w:bottom w:w="120" w:type="dxa"/>
-              <w:right w:w="180" w:type="dxa"/>
-            </w:tcMar>
-            <w:vAlign w:val="center"/>
-            <w:hideMark/>
-          </w:tcPr>
-          <w:p>
-            <w:pPr>
-              <w:spacing w:after="0" w:line="240" w:lineRule="auto"/>
-              <w:rPr>
-                <w:rFonts w:ascii="Times New Roman" w:eastAsia="Times New Roman" w:hAnsi="Times New Roman" w:cs="Times New Roman"/>
-                <w:color w:val="1F1F1F"/>
-                <w:sz w:val="24"/>
-                <w:szCs w:val="24"/>
-              </w:rPr>
-            </w:pPr>
-            <w:r>
-              <w:rPr>
-                <w:rFonts w:ascii="Times New Roman" w:eastAsia="Times New Roman" w:hAnsi="Times New Roman" w:cs="Times New Roman"/>
-                <w:b/>
-                <w:bCs/>
-                <w:color w:val="1F1F1F"/>
-                <w:sz w:val="24"/>
-                <w:szCs w:val="24"/>
-                <w:bdr w:val="none" w:sz="0" w:space="0" w:color="auto" w:frame="1"/>
-              </w:rPr>
-              <w:t>Tag Bits</w:t>
-            </w:r>
-          </w:p>
-        </w:tc>
-        <w:tc>
-          <w:tcPr>
-            <w:tcW w:w="0" w:type="auto"/>
-            <w:tcBorders>
-              <w:top w:val="single" w:sz="6" w:space="0" w:color="C4C7C5"/>
-              <w:left w:val="single" w:sz="6" w:space="0" w:color="C4C7C5"/>
-              <w:bottom w:val="single" w:sz="6" w:space="0" w:color="C4C7C5"/>
-              <w:right w:val="single" w:sz="6" w:space="0" w:color="C4C7C5"/>
-            </w:tcBorders>
-            <w:tcMar>
-              <w:top w:w="120" w:type="dxa"/>
-              <w:left w:w="180" w:type="dxa"/>
-              <w:bottom w:w="120" w:type="dxa"/>
-              <w:right w:w="180" w:type="dxa"/>
-            </w:tcMar>
-            <w:vAlign w:val="center"/>
-            <w:hideMark/>
-          </w:tcPr>
-          <w:p>
-            <w:pPr>
-              <w:spacing w:after="0" w:line="240" w:lineRule="auto"/>
-              <w:rPr>
-                <w:rFonts w:ascii="Times New Roman" w:eastAsia="Times New Roman" w:hAnsi="Times New Roman" w:cs="Times New Roman"/>
-                <w:color w:val="1F1F1F"/>
-                <w:sz w:val="24"/>
-                <w:szCs w:val="24"/>
-              </w:rPr>
-            </w:pPr>
-            <w:r>
-              <w:rPr>
-                <w:rFonts w:ascii="Times New Roman" w:eastAsia="Times New Roman" w:hAnsi="Times New Roman" w:cs="Times New Roman"/>
-                <w:color w:val="1F1F1F"/>
-                <w:sz w:val="24"/>
-                <w:szCs w:val="24"/>
-                <w:bdr w:val="none" w:sz="0" w:space="0" w:color="auto" w:frame="1"/>
-              </w:rPr>
-              <w:t>Least number of tag bits.</w:t>
-            </w:r>
-          </w:p>
-        </w:tc>
-        <w:tc>
-          <w:tcPr>
-            <w:tcW w:w="0" w:type="auto"/>
-            <w:tcBorders>
-              <w:top w:val="single" w:sz="6" w:space="0" w:color="C4C7C5"/>
-              <w:left w:val="single" w:sz="6" w:space="0" w:color="C4C7C5"/>
-              <w:bottom w:val="single" w:sz="6" w:space="0" w:color="C4C7C5"/>
-              <w:right w:val="single" w:sz="6" w:space="0" w:color="C4C7C5"/>
-            </w:tcBorders>
-            <w:tcMar>
-              <w:top w:w="120" w:type="dxa"/>
-              <w:left w:w="180" w:type="dxa"/>
-              <w:bottom w:w="120" w:type="dxa"/>
-              <w:right w:w="180" w:type="dxa"/>
-            </w:tcMar>
-            <w:vAlign w:val="center"/>
-            <w:hideMark/>
-          </w:tcPr>
-          <w:p>
-            <w:pPr>
-              <w:spacing w:after="0" w:line="240" w:lineRule="auto"/>
-              <w:rPr>
-                <w:rFonts w:ascii="Times New Roman" w:eastAsia="Times New Roman" w:hAnsi="Times New Roman" w:cs="Times New Roman"/>
-                <w:color w:val="1F1F1F"/>
-                <w:sz w:val="24"/>
-                <w:szCs w:val="24"/>
-              </w:rPr>
-            </w:pPr>
-            <w:r>
-              <w:rPr>
-                <w:rFonts w:ascii="Times New Roman" w:eastAsia="Times New Roman" w:hAnsi="Times New Roman" w:cs="Times New Roman"/>
-                <w:color w:val="1F1F1F"/>
-                <w:sz w:val="24"/>
-                <w:szCs w:val="24"/>
-                <w:bdr w:val="none" w:sz="0" w:space="0" w:color="auto" w:frame="1"/>
-              </w:rPr>
-              <w:t>Greatest number of tag bits.</w:t>
-            </w:r>
-          </w:p>
-        </w:tc>
-        <w:tc>
-          <w:tcPr>
-            <w:tcW w:w="0" w:type="auto"/>
-            <w:tcBorders>
-              <w:top w:val="single" w:sz="6" w:space="0" w:color="C4C7C5"/>
-              <w:left w:val="single" w:sz="6" w:space="0" w:color="C4C7C5"/>
-              <w:bottom w:val="single" w:sz="6" w:space="0" w:color="C4C7C5"/>
-              <w:right w:val="single" w:sz="6" w:space="0" w:color="C4C7C5"/>
-            </w:tcBorders>
-            <w:tcMar>
-              <w:top w:w="120" w:type="dxa"/>
-              <w:left w:w="180" w:type="dxa"/>
-              <w:bottom w:w="120" w:type="dxa"/>
-              <w:right w:w="180" w:type="dxa"/>
-            </w:tcMar>
-            <w:vAlign w:val="center"/>
-            <w:hideMark/>
-          </w:tcPr>
-          <w:p>
-            <w:pPr>
-              <w:spacing w:after="0" w:line="240" w:lineRule="auto"/>
-              <w:rPr>
-                <w:rFonts w:ascii="Times New Roman" w:eastAsia="Times New Roman" w:hAnsi="Times New Roman" w:cs="Times New Roman"/>
-                <w:color w:val="1F1F1F"/>
-                <w:sz w:val="24"/>
-                <w:szCs w:val="24"/>
-              </w:rPr>
-            </w:pPr>
-            <w:r>
-              <w:rPr>
-                <w:rFonts w:ascii="Times New Roman" w:eastAsia="Times New Roman" w:hAnsi="Times New Roman" w:cs="Times New Roman"/>
-                <w:color w:val="1F1F1F"/>
-                <w:sz w:val="24"/>
-                <w:szCs w:val="24"/>
-                <w:bdr w:val="none" w:sz="0" w:space="0" w:color="auto" w:frame="1"/>
-              </w:rPr>
-              <w:t>Fewer tag bits than associative, but more than direct mapping.</w:t>
-            </w:r>
-          </w:p>
-        </w:tc>
-      </w:tr>
-    </w:tbl>
-    <w:p>
-      <w:pPr>
-        <w:spacing w:before="100" w:beforeAutospacing="1" w:after="0" w:line="240" w:lineRule="auto"/>
-        <w:outlineLvl w:val="2"/>
-        <w:rPr>
-          <w:rFonts w:ascii="Times New Roman" w:eastAsia="Times New Roman" w:hAnsi="Times New Roman" w:cs="Times New Roman"/>
-          <w:b/>
-          <w:bCs/>
-          <w:color w:val="1F1F1F"/>
-          <w:sz w:val="27"/>
-          <w:szCs w:val="27"/>
-        </w:rPr>
-      </w:pPr>
+      <w:bookmarkStart w:id="0" w:name="_GoBack"/>
+      <w:bookmarkEnd w:id="0"/>
       <w:r>
         <w:rPr>
           <w:rFonts w:ascii="Times New Roman" w:eastAsia="Times New Roman" w:hAnsi="Times New Roman" w:cs="Times New Roman"/>
@@ -2985,6 +1459,7 @@
           <w:szCs w:val="24"/>
           <w:bdr w:val="none" w:sz="0" w:space="0" w:color="auto" w:frame="1"/>
         </w:rPr>
+        <w:lastRenderedPageBreak/>
         <w:t>Associative Mapping:</w:t>
       </w:r>
     </w:p>
@@ -3116,7 +1591,6 @@
           <w:sz w:val="24"/>
           <w:szCs w:val="24"/>
         </w:rPr>
-        <w:lastRenderedPageBreak/>
         <w:t>Expensive, as it needs to store address along with the data.</w:t>
       </w:r>
     </w:p>
@@ -3253,8 +1727,6 @@
         </w:rPr>
         <w:t>It is the most expensive, as the cost increases with the set size.</w:t>
       </w:r>
-      <w:bookmarkStart w:id="0" w:name="_GoBack"/>
-      <w:bookmarkEnd w:id="0"/>
     </w:p>
     <w:p/>
     <w:tbl>
@@ -6341,6 +4813,7 @@
           <w:szCs w:val="27"/>
           <w:bdr w:val="none" w:sz="0" w:space="0" w:color="auto" w:frame="1"/>
         </w:rPr>
+        <w:lastRenderedPageBreak/>
         <w:t>১</w:t>
       </w:r>
       <w:r>
@@ -6468,7 +4941,6 @@
                 <w:szCs w:val="24"/>
                 <w:bdr w:val="none" w:sz="0" w:space="0" w:color="auto" w:frame="1"/>
               </w:rPr>
-              <w:lastRenderedPageBreak/>
               <w:t>বৈশিষ্ট্য</w:t>
             </w:r>
             <w:proofErr w:type="spellEnd"/>
@@ -10392,6 +8864,7 @@
           <w:szCs w:val="24"/>
           <w:bdr w:val="none" w:sz="0" w:space="0" w:color="auto" w:frame="1"/>
         </w:rPr>
+        <w:lastRenderedPageBreak/>
         <w:t>Advantages (</w:t>
       </w:r>
       <w:proofErr w:type="spellStart"/>
@@ -10580,7 +9053,6 @@
           <w:sz w:val="24"/>
           <w:szCs w:val="24"/>
         </w:rPr>
-        <w:lastRenderedPageBreak/>
         <w:t>এটি</w:t>
       </w:r>
       <w:proofErr w:type="spellEnd"/>

--- a/2. Second_Semester/3. Computer Architecture and Operating Systems/CT-01.docx
+++ b/2. Second_Semester/3. Computer Architecture and Operating Systems/CT-01.docx
@@ -2,7 +2,35 @@
 <file path=word/document.xml><?xml version="1.0" encoding="utf-8"?>
 <w:document xmlns:wpc="http://schemas.microsoft.com/office/word/2010/wordprocessingCanvas" xmlns:cx="http://schemas.microsoft.com/office/drawing/2014/chartex" xmlns:mc="http://schemas.openxmlformats.org/markup-compatibility/2006" xmlns:o="urn:schemas-microsoft-com:office:office" xmlns:r="http://schemas.openxmlformats.org/officeDocument/2006/relationships" xmlns:m="http://schemas.openxmlformats.org/officeDocument/2006/math" xmlns:v="urn:schemas-microsoft-com:vml" xmlns:wp14="http://schemas.microsoft.com/office/word/2010/wordprocessingDrawing" xmlns:wp="http://schemas.openxmlformats.org/drawingml/2006/wordprocessingDrawing" xmlns:w10="urn:schemas-microsoft-com:office:word" xmlns:w="http://schemas.openxmlformats.org/wordprocessingml/2006/main" xmlns:w14="http://schemas.microsoft.com/office/word/2010/wordml" xmlns:w15="http://schemas.microsoft.com/office/word/2012/wordml" xmlns:w16se="http://schemas.microsoft.com/office/word/2015/wordml/symex" xmlns:wpg="http://schemas.microsoft.com/office/word/2010/wordprocessingGroup" xmlns:wpi="http://schemas.microsoft.com/office/word/2010/wordprocessingInk" xmlns:wne="http://schemas.microsoft.com/office/word/2006/wordml" xmlns:wps="http://schemas.microsoft.com/office/word/2010/wordprocessingShape" mc:Ignorable="w14 w15 w16se wp14">
   <w:body>
-    <w:p/>
+    <w:p>
+      <w:r>
+        <w:t xml:space="preserve">Video Link 1:     </w:t>
+      </w:r>
+      <w:hyperlink r:id="rId5" w:history="1">
+        <w:r>
+          <w:rPr>
+            <w:rStyle w:val="Hyperlink"/>
+          </w:rPr>
+          <w:t>https://youtu.be/V_QS1HzJ8Bc?si=dUoUcQvIM9GmrYOq</w:t>
+        </w:r>
+      </w:hyperlink>
+    </w:p>
+    <w:p>
+      <w:r>
+        <w:t>Video Link 2</w:t>
+      </w:r>
+      <w:r>
+        <w:t xml:space="preserve">:     </w:t>
+      </w:r>
+      <w:r>
+        <w:t>https://youtu.be/OxaYvJquPe0?si=Bv6p4B5uYFGcBh63</w:t>
+      </w:r>
+      <w:bookmarkStart w:id="0" w:name="_GoBack"/>
+      <w:bookmarkEnd w:id="0"/>
+      <w:r>
+        <w:br/>
+      </w:r>
+    </w:p>
     <w:tbl>
       <w:tblPr>
         <w:tblW w:w="0" w:type="auto"/>
@@ -1210,8 +1238,6 @@
           <w:szCs w:val="27"/>
         </w:rPr>
       </w:pPr>
-      <w:bookmarkStart w:id="0" w:name="_GoBack"/>
-      <w:bookmarkEnd w:id="0"/>
       <w:r>
         <w:rPr>
           <w:rFonts w:ascii="Times New Roman" w:eastAsia="Times New Roman" w:hAnsi="Times New Roman" w:cs="Times New Roman"/>
@@ -1406,6 +1432,7 @@
           <w:sz w:val="24"/>
           <w:szCs w:val="24"/>
         </w:rPr>
+        <w:lastRenderedPageBreak/>
         <w:t>Gives low performance due to data-tag value replacement.</w:t>
       </w:r>
     </w:p>
@@ -1459,7 +1486,6 @@
           <w:szCs w:val="24"/>
           <w:bdr w:val="none" w:sz="0" w:space="0" w:color="auto" w:frame="1"/>
         </w:rPr>
-        <w:lastRenderedPageBreak/>
         <w:t>Associative Mapping:</w:t>
       </w:r>
     </w:p>
@@ -4310,6 +4336,7 @@
           <w:sz w:val="24"/>
           <w:szCs w:val="24"/>
         </w:rPr>
+        <w:lastRenderedPageBreak/>
         <w:t>ক্যাশ</w:t>
       </w:r>
       <w:proofErr w:type="spellEnd"/>
@@ -4813,7 +4840,6 @@
           <w:szCs w:val="27"/>
           <w:bdr w:val="none" w:sz="0" w:space="0" w:color="auto" w:frame="1"/>
         </w:rPr>
-        <w:lastRenderedPageBreak/>
         <w:t>১</w:t>
       </w:r>
       <w:r>
@@ -8428,6 +8454,7 @@
           <w:sz w:val="24"/>
           <w:szCs w:val="24"/>
         </w:rPr>
+        <w:lastRenderedPageBreak/>
         <w:t>যদি</w:t>
       </w:r>
       <w:proofErr w:type="spellEnd"/>
@@ -8864,7 +8891,6 @@
           <w:szCs w:val="24"/>
           <w:bdr w:val="none" w:sz="0" w:space="0" w:color="auto" w:frame="1"/>
         </w:rPr>
-        <w:lastRenderedPageBreak/>
         <w:t>Advantages (</w:t>
       </w:r>
       <w:proofErr w:type="spellStart"/>
@@ -11275,6 +11301,17 @@
       <w:szCs w:val="24"/>
     </w:rPr>
   </w:style>
+  <w:style w:type="character" w:styleId="Hyperlink">
+    <w:name w:val="Hyperlink"/>
+    <w:basedOn w:val="DefaultParagraphFont"/>
+    <w:uiPriority w:val="99"/>
+    <w:unhideWhenUsed/>
+    <w:rsid w:val="00EC2CF4"/>
+    <w:rPr>
+      <w:color w:val="0563C1" w:themeColor="hyperlink"/>
+      <w:u w:val="single"/>
+    </w:rPr>
+  </w:style>
 </w:styles>
 </file>
 
